--- a/nep/docx/62.content.docx
+++ b/nep/docx/62.content.docx
@@ -136,13 +136,6 @@
         <w:rPr>
           <w:lang w:val="ne_NP" w:bidi="ne_NP"/>
         </w:rPr>
-      </w:r>
-      <w:r>
-        <w:rPr>
-          <w:i/>
-          <w:lang w:val="ne_NP" w:bidi="ne_NP"/>
-        </w:rPr>
-        <w:t>१ यूहन्ना 1:1, १ यूहन्ना 1:2, १ यूहन्ना 1:3, १ यूहन्ना 1:3 (#2), १ यूहन्ना 1:5, १ यूहन्ना 1:6, १ यूहन्ना 1:7, १ यूहन्ना 1:8, १ यूहन्ना 1:9, १ यूहन्ना 2:2, १ यूहन्ना 2:3, १ यूहन्ना 2:4, १ यूहन्ना 2:6, १ यूहन्ना 2:9, १ यूहन्ना 2:11, १ यूहन्ना 2:12, १ यूहन्ना 2:15, १ यूहन्ना 2:16, १ यूहन्ना 2:18, १ यूहन्ना 2:18 (#2), १ यूहन्ना 2:22, १ यूहन्ना 2:23, १ यूहन्ना 2:24, १ यूहन्ना 2:25, १ यूहन्ना 2:28, १ यूहन्ना 3:1, १ यूहन्ना 3:2, १ यूहन्ना 3:3, १ यूहन्ना 3:5, १ यूहन्ना 3:6, १ यूहन्ना 3:8, १ यूहन्ना 3:9, १ यूहन्ना 3:10, १ यूहन्ना 3:11, १ यूहन्ना 3:12, १ यूहन्ना 3:13, १ यूहन्ना 3:14, १ यूहन्ना 3:16, १ यूहन्ना 3:17, १ यूहन्ना 3:18, १ यूहन्ना 3:18 (#2), १ यूहन्ना 3:21, १ यूहन्ना 3:23, १ यूहन्ना 3:24, १ यूहन्ना 4:1, १ यूहन्ना 4:2, १ यूहन्ना 4:3, १ यूहन्ना 4:4, १ यूहन्ना 4:7, १ यूहन्ना 4:8, १ यूहन्ना 4:9, १ यूहन्ना 4:9 (#2), १ यूहन्ना 4:15, १ यूहन्ना 4:17, १ यूहन्ना 4:19, १ यूहन्ना 4:20, १ यूहन्ना 4:21, १ यूहन्ना 5:3, १ यूहन्ना 5:4, १ यूहन्ना 5:6, १ यूहन्ना 5:8, १ यूहन्ना 5:10, १ यूहन्ना 5:11, १ यूहन्ना 5:14, १ यूहन्ना 5:16, १ यूहन्ना 5:17, १ यूहन्ना 5:19, १ यूहन्ना 5:20, १ यूहन्ना 5:21</w:t>
       </w:r>
       <w:r>
         <w:rPr>

--- a/nep/docx/62.content.docx
+++ b/nep/docx/62.content.docx
@@ -123,19 +123,6 @@
           <w:lang w:val="ne_NP" w:bidi="ne_NP"/>
         </w:rPr>
         <w:t>1JN</w:t>
-      </w:r>
-      <w:r>
-        <w:rPr>
-          <w:lang w:val="ne_NP" w:bidi="ne_NP"/>
-        </w:rPr>
-      </w:r>
-    </w:p>
-    <w:p>
-      <w:pPr/>
-      <w:r>
-        <w:rPr>
-          <w:lang w:val="ne_NP" w:bidi="ne_NP"/>
-        </w:rPr>
       </w:r>
       <w:r>
         <w:rPr>

--- a/nep/docx/62.content.docx
+++ b/nep/docx/62.content.docx
@@ -19,7 +19,7 @@
         <w:rPr>
           <w:lang w:val="ne_NP" w:bidi="ne_NP"/>
         </w:rPr>
-        <w:t>Resource: Translation Questions (unfoldingWord)</w:t>
+        <w:t>Resource: unfoldingWord® Translation Questions</w:t>
       </w:r>
       <w:r>
         <w:rPr>
@@ -85,7 +85,7 @@
         <w:rPr>
           <w:lang w:val="ne_NP" w:bidi="ne_NP"/>
         </w:rPr>
-        <w:t>Translation Questions (unfoldingWord)</w:t>
+        <w:t>unfoldingWord® Translation Questions</w:t>
       </w:r>
     </w:p>
     <w:p>
